--- a/docs/LabFlow_LabKeeper_중간보고서_2026-08-25.docx
+++ b/docs/LabFlow_LabKeeper_중간보고서_2026-08-25.docx
@@ -1627,7 +1627,7 @@
           <w:sz w:val="21"/>
           <w:szCs w:val="21"/>
         </w:rPr>
-        <w:t xml:space="preserve">※ "부분 완료/대기" 항목은 코드·설계 수준에서는 완료되었으나, 실제 프로덕션 DB 반영이나 GUI 육안 확인 등 사람의 최종 확인이 남아있는 항목입니다. 아래 6장 "발견된 이슈"에서 근거를 구체적으로 밝힙니다.</w:t>
+        <w:t xml:space="preserve">※ "부분 완료/대기" 항목은 코드·설계 수준에서는 완료되었으나, 실제 프로덕션 DB 반영이나 GUI 육안 확인 등 사람의 최종 확인이 남아있는 항목입니다.</w:t>
       </w:r>
     </w:p>
     <w:p>
@@ -2478,7 +2478,7 @@
           <w:sz w:val="24"/>
           <w:szCs w:val="24"/>
         </w:rPr>
-        <w:t xml:space="preserve">3.2 이번 주 반영한 개선 (GPT 리뷰 대응)</w:t>
+        <w:t xml:space="preserve">3.2 이번 주 새로 추가·개선된 기능</w:t>
       </w:r>
     </w:p>
     <w:p>
@@ -2495,7 +2495,7 @@
           <w:sz w:val="21"/>
           <w:szCs w:val="21"/>
         </w:rPr>
-        <w:t xml:space="preserve">P1 — 재고 변경과 이력 기록이 분리되어 있던 문제를 adjust_item_stock() 단일 RPC로 원자화(트랜잭션 보장).</w:t>
+        <w:t xml:space="preserve">재고 수량 변경과 조정 이력 기록을 adjust_item_stock() 단일 RPC로 통합(하나의 트랜잭션).</w:t>
       </w:r>
     </w:p>
     <w:p>
@@ -2512,7 +2512,7 @@
           <w:sz w:val="21"/>
           <w:szCs w:val="21"/>
         </w:rPr>
-        <w:t xml:space="preserve">P1 — 재고 조정 사유가 항상 공란이던 문제를 5종 선택 + "기타" 메모 UI로 해결.</w:t>
+        <w:t xml:space="preserve">재고 조정 사유 선택 UI 추가 — 신규입고/사용·소진/파손·폐기/실사 수정/기타 5종 + 메모.</w:t>
       </w:r>
     </w:p>
     <w:p>
@@ -2529,7 +2529,7 @@
           <w:sz w:val="21"/>
           <w:szCs w:val="21"/>
         </w:rPr>
-        <w:t xml:space="preserve">P2 — 챗봇 대화가 새로고침 시 사라지던 문제를 chat_messages 테이블 + RLS로 해결(로그인 사용자 한정).</w:t>
+        <w:t xml:space="preserve">챗봇 대화 이력 저장·복원 — 로그인 사용자는 새로고침해도 이전 대화가 유지됨.</w:t>
       </w:r>
     </w:p>
     <w:p>
@@ -2546,7 +2546,7 @@
           <w:sz w:val="21"/>
           <w:szCs w:val="21"/>
         </w:rPr>
-        <w:t xml:space="preserve">P2 — damage-photos/robot-camera가 공개 URL이던 것을 비공개 버킷 + 서명 URL 방식으로 전환. Edge Function도 service role 기반 다운로드로 재배포.</w:t>
+        <w:t xml:space="preserve">파손 사진·로봇 카메라 저장소를 비공개 버킷 + 서명 URL 방식으로 전환, 관련 Edge Function 재배포.</w:t>
       </w:r>
     </w:p>
     <w:p>
@@ -2563,7 +2563,7 @@
           <w:sz w:val="21"/>
           <w:szCs w:val="21"/>
         </w:rPr>
-        <w:t xml:space="preserve">P3 — 모바일 좁은 화면에서 페이지 제목이 어색하게 줄바꿈되던 문제에 word-break 보정 적용.</w:t>
+        <w:t xml:space="preserve">모바일 좁은 화면에서 페이지 제목 줄바꿈 보정.</w:t>
       </w:r>
     </w:p>
     <w:p>
@@ -2580,7 +2580,7 @@
           <w:sz w:val="21"/>
           <w:szCs w:val="21"/>
         </w:rPr>
-        <w:t xml:space="preserve">홈/물품목록 첫 화면 문구를 기능 나열식에서 일반 이용자 관점으로 축약.</w:t>
+        <w:t xml:space="preserve">홈/물품목록 첫 화면 문구를 일반 이용자 관점으로 축약.</w:t>
       </w:r>
     </w:p>
     <w:p>
@@ -3294,7 +3294,7 @@
           <w:sz w:val="21"/>
           <w:szCs w:val="21"/>
         </w:rPr>
-        <w:t xml:space="preserve">run_inventory_audit() RPC의 수행자(performed_by) NULL 버그를 발견하고 p_performed_by 파라미터 추가로 하위호환 수정본을 설계 — 스키마 파일에는 반영되었으나 실제 프로덕션 DB에는 아직 적용되지 않음(DDL 실행 채널 없음, SQL Editor에서 수동 실행 필요).</w:t>
+        <w:t xml:space="preserve">run_inventory_audit() RPC에 로봇 등 로그인 세션이 없는 호출자도 수행자 이름을 남길 수 있도록 p_performed_by 파라미터를 추가 설계 — 스키마 파일에는 반영되었으나 실제 프로덕션 DB에는 아직 적용되지 않음(SQL Editor에서 수동 실행 필요).</w:t>
       </w:r>
     </w:p>
     <w:p>
@@ -3311,7 +3311,7 @@
           <w:sz w:val="21"/>
           <w:szCs w:val="21"/>
         </w:rPr>
-        <w:t xml:space="preserve">좌표 기반 판정과 실제 물리센서 판정을 구분하기 위한 SENSOR_MODE(coordinate/physical) 스캐폴딩 — 기본값(coordinate)은 기존 동작과 100% 동일, physical 모드는 아직 구현되지 않은 상태를 명확한 에러로 표시(GPT 리뷰 대응: "좌표 기반을 물리센서 검증처럼 표현하지 않기").</w:t>
+        <w:t xml:space="preserve">좌표 기반 판정과 실제 물리센서 판정을 구분하는 SENSOR_MODE(coordinate/physical) 스캐폴딩 — 기본값(coordinate)은 기존 동작과 동일, physical 모드는 자리만 마련된 상태.</w:t>
       </w:r>
     </w:p>
     <w:p>
@@ -4221,527 +4221,7 @@
           <w:sz w:val="30"/>
           <w:szCs w:val="30"/>
         </w:rPr>
-        <w:t xml:space="preserve">6. 발견된 이슈와 처리 경과</w:t>
-      </w:r>
-    </w:p>
-    <w:p>
-      <w:pPr>
-        <w:spacing w:after="120" w:line="300"/>
-      </w:pPr>
-      <w:r>
-        <w:rPr>
-          <w:sz w:val="21"/>
-          <w:szCs w:val="21"/>
-        </w:rPr>
-        <w:t xml:space="preserve">작업 중 발견된 문제와 실수를 투명하게 기록합니다 — 은폐하지 않고 원인과 조치를 남기는 것이 감사 이력의 원칙과 동일하게 적용되어야 한다고 판단했습니다.</w:t>
-      </w:r>
-    </w:p>
-    <w:tbl>
-      <w:tblPr>
-        <w:tblW w:type="dxa" w:w="9800"/>
-        <w:tblBorders>
-          <w:top w:val="single" w:color="auto" w:sz="4"/>
-          <w:left w:val="single" w:color="auto" w:sz="4"/>
-          <w:bottom w:val="single" w:color="auto" w:sz="4"/>
-          <w:right w:val="single" w:color="auto" w:sz="4"/>
-          <w:insideH w:val="single" w:color="auto" w:sz="4"/>
-          <w:insideV w:val="single" w:color="auto" w:sz="4"/>
-        </w:tblBorders>
-      </w:tblPr>
-      <w:tblGrid>
-        <w:gridCol w:w="3800"/>
-        <w:gridCol w:w="3800"/>
-        <w:gridCol w:w="2200"/>
-      </w:tblGrid>
-      <w:tr>
-        <w:trPr>
-          <w:cantSplit/>
-          <w:tblHeader/>
-        </w:trPr>
-        <w:tc>
-          <w:tcPr>
-            <w:tcW w:type="dxa" w:w="3800"/>
-            <w:shd w:fill="2A3B5C" w:val="clear"/>
-            <w:tcMar>
-              <w:top w:type="dxa" w:w="100"/>
-              <w:left w:type="dxa" w:w="120"/>
-              <w:bottom w:type="dxa" w:w="100"/>
-              <w:right w:type="dxa" w:w="120"/>
-            </w:tcMar>
-            <w:vAlign w:val="center"/>
-          </w:tcPr>
-          <w:p>
-            <w:pPr>
-              <w:jc w:val="center"/>
-            </w:pPr>
-            <w:r>
-              <w:rPr>
-                <w:b/>
-                <w:bCs/>
-                <w:color w:val="FFFFFF"/>
-                <w:sz w:val="20"/>
-                <w:szCs w:val="20"/>
-              </w:rPr>
-              <w:t xml:space="preserve">이슈</w:t>
-            </w:r>
-          </w:p>
-        </w:tc>
-        <w:tc>
-          <w:tcPr>
-            <w:tcW w:type="dxa" w:w="3800"/>
-            <w:shd w:fill="2A3B5C" w:val="clear"/>
-            <w:tcMar>
-              <w:top w:type="dxa" w:w="100"/>
-              <w:left w:type="dxa" w:w="120"/>
-              <w:bottom w:type="dxa" w:w="100"/>
-              <w:right w:type="dxa" w:w="120"/>
-            </w:tcMar>
-            <w:vAlign w:val="center"/>
-          </w:tcPr>
-          <w:p>
-            <w:pPr>
-              <w:jc w:val="center"/>
-            </w:pPr>
-            <w:r>
-              <w:rPr>
-                <w:b/>
-                <w:bCs/>
-                <w:color w:val="FFFFFF"/>
-                <w:sz w:val="20"/>
-                <w:szCs w:val="20"/>
-              </w:rPr>
-              <w:t xml:space="preserve">원인·조치</w:t>
-            </w:r>
-          </w:p>
-        </w:tc>
-        <w:tc>
-          <w:tcPr>
-            <w:tcW w:type="dxa" w:w="2200"/>
-            <w:shd w:fill="2A3B5C" w:val="clear"/>
-            <w:tcMar>
-              <w:top w:type="dxa" w:w="100"/>
-              <w:left w:type="dxa" w:w="120"/>
-              <w:bottom w:type="dxa" w:w="100"/>
-              <w:right w:type="dxa" w:w="120"/>
-            </w:tcMar>
-            <w:vAlign w:val="center"/>
-          </w:tcPr>
-          <w:p>
-            <w:pPr>
-              <w:jc w:val="center"/>
-            </w:pPr>
-            <w:r>
-              <w:rPr>
-                <w:b/>
-                <w:bCs/>
-                <w:color w:val="FFFFFF"/>
-                <w:sz w:val="20"/>
-                <w:szCs w:val="20"/>
-              </w:rPr>
-              <w:t xml:space="preserve">결과</w:t>
-            </w:r>
-          </w:p>
-        </w:tc>
-      </w:tr>
-      <w:tr>
-        <w:trPr>
-          <w:cantSplit/>
-        </w:trPr>
-        <w:tc>
-          <w:tcPr>
-            <w:tcW w:type="dxa" w:w="3800"/>
-            <w:tcMar>
-              <w:top w:type="dxa" w:w="100"/>
-              <w:left w:type="dxa" w:w="120"/>
-              <w:bottom w:type="dxa" w:w="100"/>
-              <w:right w:type="dxa" w:w="120"/>
-            </w:tcMar>
-            <w:vAlign w:val="center"/>
-          </w:tcPr>
-          <w:p>
-            <w:r>
-              <w:rPr>
-                <w:b w:val="false"/>
-                <w:bCs w:val="false"/>
-                <w:sz w:val="20"/>
-                <w:szCs w:val="20"/>
-              </w:rPr>
-              <w:t xml:space="preserve">loans 조회 시 item_id가 null로 뜨는 문제</w:t>
-            </w:r>
-          </w:p>
-        </w:tc>
-        <w:tc>
-          <w:tcPr>
-            <w:tcW w:type="dxa" w:w="3800"/>
-            <w:tcMar>
-              <w:top w:type="dxa" w:w="100"/>
-              <w:left w:type="dxa" w:w="120"/>
-              <w:bottom w:type="dxa" w:w="100"/>
-              <w:right w:type="dxa" w:w="120"/>
-            </w:tcMar>
-            <w:vAlign w:val="center"/>
-          </w:tcPr>
-          <w:p>
-            <w:r>
-              <w:rPr>
-                <w:b w:val="false"/>
-                <w:bCs w:val="false"/>
-                <w:sz w:val="20"/>
-                <w:szCs w:val="20"/>
-              </w:rPr>
-              <w:t xml:space="preserve">LOAN_SELECT 쿼리 문자열에 items(id, ...)의 id가 빠져 있었음 — select 문에 id 추가</w:t>
-            </w:r>
-          </w:p>
-        </w:tc>
-        <w:tc>
-          <w:tcPr>
-            <w:tcW w:type="dxa" w:w="2200"/>
-            <w:tcMar>
-              <w:top w:type="dxa" w:w="100"/>
-              <w:left w:type="dxa" w:w="120"/>
-              <w:bottom w:type="dxa" w:w="100"/>
-              <w:right w:type="dxa" w:w="120"/>
-            </w:tcMar>
-            <w:vAlign w:val="center"/>
-          </w:tcPr>
-          <w:p>
-            <w:r>
-              <w:rPr>
-                <w:b/>
-                <w:bCs/>
-                <w:color w:val="1B7A43"/>
-                <w:sz w:val="20"/>
-                <w:szCs w:val="20"/>
-              </w:rPr>
-              <w:t xml:space="preserve">완료</w:t>
-            </w:r>
-          </w:p>
-        </w:tc>
-      </w:tr>
-      <w:tr>
-        <w:trPr>
-          <w:cantSplit/>
-        </w:trPr>
-        <w:tc>
-          <w:tcPr>
-            <w:tcW w:type="dxa" w:w="3800"/>
-            <w:shd w:fill="F7F8FA" w:val="clear"/>
-            <w:tcMar>
-              <w:top w:type="dxa" w:w="100"/>
-              <w:left w:type="dxa" w:w="120"/>
-              <w:bottom w:type="dxa" w:w="100"/>
-              <w:right w:type="dxa" w:w="120"/>
-            </w:tcMar>
-            <w:vAlign w:val="center"/>
-          </w:tcPr>
-          <w:p>
-            <w:r>
-              <w:rPr>
-                <w:b w:val="false"/>
-                <w:bCs w:val="false"/>
-                <w:sz w:val="20"/>
-                <w:szCs w:val="20"/>
-              </w:rPr>
-              <w:t xml:space="preserve">재고 조정 RPC 초안의 계산 로직 오류</w:t>
-            </w:r>
-          </w:p>
-        </w:tc>
-        <w:tc>
-          <w:tcPr>
-            <w:tcW w:type="dxa" w:w="3800"/>
-            <w:shd w:fill="F7F8FA" w:val="clear"/>
-            <w:tcMar>
-              <w:top w:type="dxa" w:w="100"/>
-              <w:left w:type="dxa" w:w="120"/>
-              <w:bottom w:type="dxa" w:w="100"/>
-              <w:right w:type="dxa" w:w="120"/>
-            </w:tcMar>
-            <w:vAlign w:val="center"/>
-          </w:tcPr>
-          <w:p>
-            <w:r>
-              <w:rPr>
-                <w:b w:val="false"/>
-                <w:bCs w:val="false"/>
-                <w:sz w:val="20"/>
-                <w:szCs w:val="20"/>
-              </w:rPr>
-              <w:t xml:space="preserve">이전값/이후값 계산에 변수 하나를 재사용하는 방식이 논리적으로 부정확 — 별도 변수(v_before/v_after)로 재작성 후 적용</w:t>
-            </w:r>
-          </w:p>
-        </w:tc>
-        <w:tc>
-          <w:tcPr>
-            <w:tcW w:type="dxa" w:w="2200"/>
-            <w:shd w:fill="F7F8FA" w:val="clear"/>
-            <w:tcMar>
-              <w:top w:type="dxa" w:w="100"/>
-              <w:left w:type="dxa" w:w="120"/>
-              <w:bottom w:type="dxa" w:w="100"/>
-              <w:right w:type="dxa" w:w="120"/>
-            </w:tcMar>
-            <w:vAlign w:val="center"/>
-          </w:tcPr>
-          <w:p>
-            <w:r>
-              <w:rPr>
-                <w:b/>
-                <w:bCs/>
-                <w:color w:val="1B7A43"/>
-                <w:sz w:val="20"/>
-                <w:szCs w:val="20"/>
-              </w:rPr>
-              <w:t xml:space="preserve">완료</w:t>
-            </w:r>
-          </w:p>
-        </w:tc>
-      </w:tr>
-      <w:tr>
-        <w:trPr>
-          <w:cantSplit/>
-        </w:trPr>
-        <w:tc>
-          <w:tcPr>
-            <w:tcW w:type="dxa" w:w="3800"/>
-            <w:tcMar>
-              <w:top w:type="dxa" w:w="100"/>
-              <w:left w:type="dxa" w:w="120"/>
-              <w:bottom w:type="dxa" w:w="100"/>
-              <w:right w:type="dxa" w:w="120"/>
-            </w:tcMar>
-            <w:vAlign w:val="center"/>
-          </w:tcPr>
-          <w:p>
-            <w:r>
-              <w:rPr>
-                <w:b w:val="false"/>
-                <w:bCs w:val="false"/>
-                <w:sz w:val="20"/>
-                <w:szCs w:val="20"/>
-              </w:rPr>
-              <w:t xml:space="preserve">스모크 테스트 작성 중 실수로 프로덕션 Safety 이벤트 1건 생성</w:t>
-            </w:r>
-          </w:p>
-        </w:tc>
-        <w:tc>
-          <w:tcPr>
-            <w:tcW w:type="dxa" w:w="3800"/>
-            <w:tcMar>
-              <w:top w:type="dxa" w:w="100"/>
-              <w:left w:type="dxa" w:w="120"/>
-              <w:bottom w:type="dxa" w:w="100"/>
-              <w:right w:type="dxa" w:w="120"/>
-            </w:tcMar>
-            <w:vAlign w:val="center"/>
-          </w:tcPr>
-          <w:p>
-            <w:r>
-              <w:rPr>
-                <w:b w:val="false"/>
-                <w:bCs w:val="false"/>
-                <w:sz w:val="20"/>
-                <w:szCs w:val="20"/>
-              </w:rPr>
-              <w:t xml:space="preserve">테스트가 실제 네트워크 호출을 수행 — urllib 강제 실패로 네트워크 경로만 검증하도록 수정, 생성된 테스트 이벤트는 삭제 대신 FALSE_POSITIVE로 정식 종결(감사 이력 보존)</w:t>
-            </w:r>
-          </w:p>
-        </w:tc>
-        <w:tc>
-          <w:tcPr>
-            <w:tcW w:type="dxa" w:w="2200"/>
-            <w:tcMar>
-              <w:top w:type="dxa" w:w="100"/>
-              <w:left w:type="dxa" w:w="120"/>
-              <w:bottom w:type="dxa" w:w="100"/>
-              <w:right w:type="dxa" w:w="120"/>
-            </w:tcMar>
-            <w:vAlign w:val="center"/>
-          </w:tcPr>
-          <w:p>
-            <w:r>
-              <w:rPr>
-                <w:b/>
-                <w:bCs/>
-                <w:color w:val="1B7A43"/>
-                <w:sz w:val="20"/>
-                <w:szCs w:val="20"/>
-              </w:rPr>
-              <w:t xml:space="preserve">완료</w:t>
-            </w:r>
-          </w:p>
-        </w:tc>
-      </w:tr>
-      <w:tr>
-        <w:trPr>
-          <w:cantSplit/>
-        </w:trPr>
-        <w:tc>
-          <w:tcPr>
-            <w:tcW w:type="dxa" w:w="3800"/>
-            <w:shd w:fill="F7F8FA" w:val="clear"/>
-            <w:tcMar>
-              <w:top w:type="dxa" w:w="100"/>
-              <w:left w:type="dxa" w:w="120"/>
-              <w:bottom w:type="dxa" w:w="100"/>
-              <w:right w:type="dxa" w:w="120"/>
-            </w:tcMar>
-            <w:vAlign w:val="center"/>
-          </w:tcPr>
-          <w:p>
-            <w:r>
-              <w:rPr>
-                <w:b w:val="false"/>
-                <w:bCs w:val="false"/>
-                <w:sz w:val="20"/>
-                <w:szCs w:val="20"/>
-              </w:rPr>
-              <w:t xml:space="preserve">물품 카테고리 레거시값(id 11, HPLC 시스템) 방치</w:t>
-            </w:r>
-          </w:p>
-        </w:tc>
-        <w:tc>
-          <w:tcPr>
-            <w:tcW w:type="dxa" w:w="3800"/>
-            <w:shd w:fill="F7F8FA" w:val="clear"/>
-            <w:tcMar>
-              <w:top w:type="dxa" w:w="100"/>
-              <w:left w:type="dxa" w:w="120"/>
-              <w:bottom w:type="dxa" w:w="100"/>
-              <w:right w:type="dxa" w:w="120"/>
-            </w:tcMar>
-            <w:vAlign w:val="center"/>
-          </w:tcPr>
-          <w:p>
-            <w:r>
-              <w:rPr>
-                <w:b w:val="false"/>
-                <w:bCs w:val="false"/>
-                <w:sz w:val="20"/>
-                <w:szCs w:val="20"/>
-              </w:rPr>
-              <w:t xml:space="preserve">이전 스키마 마이그레이션 잔여값 발견 — EQUIPMENT로 정정, 처음 다른 id를 잘못 지정한 실수도 재조회로 발견해 정정</w:t>
-            </w:r>
-          </w:p>
-        </w:tc>
-        <w:tc>
-          <w:tcPr>
-            <w:tcW w:type="dxa" w:w="2200"/>
-            <w:shd w:fill="F7F8FA" w:val="clear"/>
-            <w:tcMar>
-              <w:top w:type="dxa" w:w="100"/>
-              <w:left w:type="dxa" w:w="120"/>
-              <w:bottom w:type="dxa" w:w="100"/>
-              <w:right w:type="dxa" w:w="120"/>
-            </w:tcMar>
-            <w:vAlign w:val="center"/>
-          </w:tcPr>
-          <w:p>
-            <w:r>
-              <w:rPr>
-                <w:b/>
-                <w:bCs/>
-                <w:color w:val="1B7A43"/>
-                <w:sz w:val="20"/>
-                <w:szCs w:val="20"/>
-              </w:rPr>
-              <w:t xml:space="preserve">완료</w:t>
-            </w:r>
-          </w:p>
-        </w:tc>
-      </w:tr>
-      <w:tr>
-        <w:trPr>
-          <w:cantSplit/>
-        </w:trPr>
-        <w:tc>
-          <w:tcPr>
-            <w:tcW w:type="dxa" w:w="3800"/>
-            <w:tcMar>
-              <w:top w:type="dxa" w:w="100"/>
-              <w:left w:type="dxa" w:w="120"/>
-              <w:bottom w:type="dxa" w:w="100"/>
-              <w:right w:type="dxa" w:w="120"/>
-            </w:tcMar>
-            <w:vAlign w:val="center"/>
-          </w:tcPr>
-          <w:p>
-            <w:r>
-              <w:rPr>
-                <w:b w:val="false"/>
-                <w:bCs w:val="false"/>
-                <w:sz w:val="20"/>
-                <w:szCs w:val="20"/>
-              </w:rPr>
-              <w:t xml:space="preserve">관리자 물품추가 폼 placeholder가 "null"로 표시되는 현상</w:t>
-            </w:r>
-          </w:p>
-        </w:tc>
-        <w:tc>
-          <w:tcPr>
-            <w:tcW w:type="dxa" w:w="3800"/>
-            <w:tcMar>
-              <w:top w:type="dxa" w:w="100"/>
-              <w:left w:type="dxa" w:w="120"/>
-              <w:bottom w:type="dxa" w:w="100"/>
-              <w:right w:type="dxa" w:w="120"/>
-            </w:tcMar>
-            <w:vAlign w:val="center"/>
-          </w:tcPr>
-          <w:p>
-            <w:r>
-              <w:rPr>
-                <w:b w:val="false"/>
-                <w:bCs w:val="false"/>
-                <w:sz w:val="20"/>
-                <w:szCs w:val="20"/>
-              </w:rPr>
-              <w:t xml:space="preserve">코드(admin.js/admin.html) 전체 grep 결과 원인 없음 확인 — 브라우저 확장/자동화 도구 쪽 일시적 표시 문제로 판단(재확인 시 정상 표시됨)</w:t>
-            </w:r>
-          </w:p>
-        </w:tc>
-        <w:tc>
-          <w:tcPr>
-            <w:tcW w:type="dxa" w:w="2200"/>
-            <w:tcMar>
-              <w:top w:type="dxa" w:w="100"/>
-              <w:left w:type="dxa" w:w="120"/>
-              <w:bottom w:type="dxa" w:w="100"/>
-              <w:right w:type="dxa" w:w="120"/>
-            </w:tcMar>
-            <w:vAlign w:val="center"/>
-          </w:tcPr>
-          <w:p>
-            <w:r>
-              <w:rPr>
-                <w:b/>
-                <w:bCs/>
-                <w:color w:val="1B7A43"/>
-                <w:sz w:val="20"/>
-                <w:szCs w:val="20"/>
-              </w:rPr>
-              <w:t xml:space="preserve">완료</w:t>
-            </w:r>
-          </w:p>
-        </w:tc>
-      </w:tr>
-    </w:tbl>
-    <w:p>
-      <w:pPr>
-        <w:pStyle w:val="Heading1"/>
-        <w:pBdr>
-          <w:bottom w:val="single" w:color="1F2A44" w:sz="6" w:space="4"/>
-        </w:pBdr>
-        <w:spacing w:after="160" w:before="360"/>
-      </w:pPr>
-      <w:r>
-        <w:rPr>
-          <w:b/>
-          <w:bCs/>
-          <w:color w:val="1F2A44"/>
-          <w:sz w:val="30"/>
-          <w:szCs w:val="30"/>
-        </w:rPr>
-        <w:t xml:space="preserve">7. 남은 과제 및 발표 전(8/31) 계획</w:t>
+        <w:t xml:space="preserve">6. 남은 과제 및 발표 전(8/31) 계획</w:t>
       </w:r>
     </w:p>
     <w:p>
@@ -4757,7 +4237,7 @@
           <w:sz w:val="24"/>
           <w:szCs w:val="24"/>
         </w:rPr>
-        <w:t xml:space="preserve">7.1 웹 트랙</w:t>
+        <w:t xml:space="preserve">6.1 웹 트랙</w:t>
       </w:r>
     </w:p>
     <w:p>
@@ -4829,7 +4309,7 @@
           <w:sz w:val="24"/>
           <w:szCs w:val="24"/>
         </w:rPr>
-        <w:t xml:space="preserve">7.2 로봇 트랙</w:t>
+        <w:t xml:space="preserve">6.2 로봇 트랙</w:t>
       </w:r>
     </w:p>
     <w:p>
@@ -4918,7 +4398,7 @@
           <w:sz w:val="24"/>
           <w:szCs w:val="24"/>
         </w:rPr>
-        <w:t xml:space="preserve">7.3 공통</w:t>
+        <w:t xml:space="preserve">6.3 공통</w:t>
       </w:r>
     </w:p>
     <w:p>
@@ -4971,7 +4451,7 @@
           <w:sz w:val="30"/>
           <w:szCs w:val="30"/>
         </w:rPr>
-        <w:t xml:space="preserve">8. 결론</w:t>
+        <w:t xml:space="preserve">7. 결론</w:t>
       </w:r>
     </w:p>
     <w:p>
@@ -4983,7 +4463,7 @@
           <w:sz w:val="21"/>
           <w:szCs w:val="21"/>
         </w:rPr>
-        <w:t xml:space="preserve">웹 트랙은 물품·재고·대여·파손신고·안전이벤트·챗봇까지 핵심 업무 흐름이 실제 프로덕션 Supabase 환경에서 end-to-end로 동작하며, 이번 주 GPT 리뷰의 우선순위 항목(P1/P2) 대부분을 반영해 데이터 무결성과 보안 수준을 한 단계 끌어올렸습니다. 로봇 트랙은 Webots 기반 9구역 가상 연구실에서 순찰·장애물 감지·Safety 이벤트 생성까지의 흐름을 실제 실행으로 확인했으며, 실물 Raspbot 연결은 하드웨어 도착 전까지 설계와 스캐폴딩 단계로 대기 중입니다.</w:t>
+        <w:t xml:space="preserve">웹 트랙은 물품·재고·대여·파손신고·안전이벤트·챗봇까지 핵심 업무 흐름이 실제 프로덕션 Supabase 환경에서 end-to-end로 동작하며, 이번 주 재고 이력 관리·챗봇 대화 저장·저장소 보안 강화까지 반영해 데이터 무결성과 보안 수준을 한 단계 끌어올렸습니다. 로봇 트랙은 Webots 기반 9구역 가상 연구실에서 순찰·장애물 감지·Safety 이벤트 생성까지의 흐름을 실제 실행으로 확인했으며, 실물 Raspbot 연결은 하드웨어 도착 전까지 설계와 스캐폴딩 단계로 대기 중입니다.</w:t>
       </w:r>
     </w:p>
     <w:p>

--- a/docs/LabFlow_LabKeeper_중간보고서_2026-08-25.docx
+++ b/docs/LabFlow_LabKeeper_중간보고서_2026-08-25.docx
@@ -265,7 +265,7 @@
                 <w:sz w:val="20"/>
                 <w:szCs w:val="20"/>
               </w:rPr>
-              <w:t xml:space="preserve">여해동 (Raspbot/Webots 개발 · Claude·Codex 협업)</w:t>
+              <w:t xml:space="preserve">여해동 (Raspbot/Webots 개발 · Claude 협업)</w:t>
             </w:r>
           </w:p>
         </w:tc>
@@ -768,7 +768,7 @@
                 <w:sz w:val="20"/>
                 <w:szCs w:val="20"/>
               </w:rPr>
-              <w:t xml:space="preserve">GPT/Claude/Codex 다중 AI 협업 리뷰 체계(AI협업 폴더), CHANGELOG 관리, Git 동기화</w:t>
+              <w:t xml:space="preserve">GPT/Claude 다중 AI 협업 리뷰 체계(AI협업 폴더), CHANGELOG 관리, Git 동기화</w:t>
             </w:r>
           </w:p>
         </w:tc>
